--- a/Documentation/Архитектура.docx
+++ b/Documentation/Архитектура.docx
@@ -1,6 +1,6 @@
 
 <file path=word/document.xml><?xml version="1.0" encoding="utf-8"?>
-<w:document xmlns:wpc="http://schemas.microsoft.com/office/word/2010/wordprocessingCanvas" xmlns:cx="http://schemas.microsoft.com/office/drawing/2014/chartex" xmlns:cx1="http://schemas.microsoft.com/office/drawing/2015/9/8/chartex" xmlns:cx2="http://schemas.microsoft.com/office/drawing/2015/10/21/chartex" xmlns:cx3="http://schemas.microsoft.com/office/drawing/2016/5/9/chartex" xmlns:cx4="http://schemas.microsoft.com/office/drawing/2016/5/10/chartex" xmlns:cx5="http://schemas.microsoft.com/office/drawing/2016/5/11/chartex" xmlns:cx6="http://schemas.microsoft.com/office/drawing/2016/5/12/chartex" xmlns:cx7="http://schemas.microsoft.com/office/drawing/2016/5/13/chartex" xmlns:cx8="http://schemas.microsoft.com/office/drawing/2016/5/14/chartex" xmlns:mc="http://schemas.openxmlformats.org/markup-compatibility/2006" xmlns:aink="http://schemas.microsoft.com/office/drawing/2016/ink" xmlns:am3d="http://schemas.microsoft.com/office/drawing/2017/model3d" xmlns:o="urn:schemas-microsoft-com:office:office" xmlns:r="http://schemas.openxmlformats.org/officeDocument/2006/relationships" xmlns:m="http://schemas.openxmlformats.org/officeDocument/2006/math" xmlns:v="urn:schemas-microsoft-com:vml" xmlns:wp14="http://schemas.microsoft.com/office/word/2010/wordprocessingDrawing" xmlns:wp="http://schemas.openxmlformats.org/drawingml/2006/wordprocessingDrawing" xmlns:w10="urn:schemas-microsoft-com:office:word" xmlns:w="http://schemas.openxmlformats.org/wordprocessingml/2006/main" xmlns:w14="http://schemas.microsoft.com/office/word/2010/wordml" xmlns:w15="http://schemas.microsoft.com/office/word/2012/wordml" xmlns:w16cex="http://schemas.microsoft.com/office/word/2018/wordml/cex" xmlns:w16cid="http://schemas.microsoft.com/office/word/2016/wordml/cid" xmlns:w16="http://schemas.microsoft.com/office/word/2018/wordml" xmlns:w16se="http://schemas.microsoft.com/office/word/2015/wordml/symex" xmlns:wpg="http://schemas.microsoft.com/office/word/2010/wordprocessingGroup" xmlns:wpi="http://schemas.microsoft.com/office/word/2010/wordprocessingInk" xmlns:wne="http://schemas.microsoft.com/office/word/2006/wordml" xmlns:wps="http://schemas.microsoft.com/office/word/2010/wordprocessingShape" mc:Ignorable="w14 w15 w16se w16cid w16 w16cex wp14">
+<w:document xmlns:wpc="http://schemas.microsoft.com/office/word/2010/wordprocessingCanvas" xmlns:cx="http://schemas.microsoft.com/office/drawing/2014/chartex" xmlns:cx1="http://schemas.microsoft.com/office/drawing/2015/9/8/chartex" xmlns:cx2="http://schemas.microsoft.com/office/drawing/2015/10/21/chartex" xmlns:cx3="http://schemas.microsoft.com/office/drawing/2016/5/9/chartex" xmlns:cx4="http://schemas.microsoft.com/office/drawing/2016/5/10/chartex" xmlns:cx5="http://schemas.microsoft.com/office/drawing/2016/5/11/chartex" xmlns:cx6="http://schemas.microsoft.com/office/drawing/2016/5/12/chartex" xmlns:cx7="http://schemas.microsoft.com/office/drawing/2016/5/13/chartex" xmlns:cx8="http://schemas.microsoft.com/office/drawing/2016/5/14/chartex" xmlns:mc="http://schemas.openxmlformats.org/markup-compatibility/2006" xmlns:aink="http://schemas.microsoft.com/office/drawing/2016/ink" xmlns:am3d="http://schemas.microsoft.com/office/drawing/2017/model3d" xmlns:o="urn:schemas-microsoft-com:office:office" xmlns:r="http://schemas.openxmlformats.org/officeDocument/2006/relationships" xmlns:m="http://schemas.openxmlformats.org/officeDocument/2006/math" xmlns:v="urn:schemas-microsoft-com:vml" xmlns:wp14="http://schemas.microsoft.com/office/word/2010/wordprocessingDrawing" xmlns:wp="http://schemas.openxmlformats.org/drawingml/2006/wordprocessingDrawing" xmlns:w10="urn:schemas-microsoft-com:office:word" xmlns:w="http://schemas.openxmlformats.org/wordprocessingml/2006/main" xmlns:w14="http://schemas.microsoft.com/office/word/2010/wordml" xmlns:w15="http://schemas.microsoft.com/office/word/2012/wordml" xmlns:w16cex="http://schemas.microsoft.com/office/word/2018/wordml/cex" xmlns:w16cid="http://schemas.microsoft.com/office/word/2016/wordml/cid" xmlns:w16="http://schemas.microsoft.com/office/word/2018/wordml" xmlns:w16sdtdh="http://schemas.microsoft.com/office/word/2020/wordml/sdtdatahash" xmlns:w16se="http://schemas.microsoft.com/office/word/2015/wordml/symex" xmlns:wpg="http://schemas.microsoft.com/office/word/2010/wordprocessingGroup" xmlns:wpi="http://schemas.microsoft.com/office/word/2010/wordprocessingInk" xmlns:wne="http://schemas.microsoft.com/office/word/2006/wordml" xmlns:wps="http://schemas.microsoft.com/office/word/2010/wordprocessingShape" mc:Ignorable="w14 w15 w16se w16cid w16 w16cex w16sdtdh wp14">
   <w:body>
     <w:p>
       <w:pPr>
@@ -668,7 +668,7 @@
           <w:r>
             <w:fldChar w:fldCharType="separate"/>
           </w:r>
-          <w:hyperlink w:anchor="_Toc201170610" w:history="1">
+          <w:hyperlink w:anchor="_Toc201244343" w:history="1">
             <w:r>
               <w:rPr>
                 <w:rStyle w:val="a3"/>
@@ -695,7 +695,7 @@
                 <w:noProof/>
                 <w:webHidden/>
               </w:rPr>
-              <w:instrText xml:space="preserve"> PAGEREF _Toc201170610 \h </w:instrText>
+              <w:instrText xml:space="preserve"> PAGEREF _Toc201244343 \h </w:instrText>
             </w:r>
             <w:r>
               <w:rPr>
@@ -741,7 +741,7 @@
               <w:lang w:eastAsia="ru-RU"/>
             </w:rPr>
           </w:pPr>
-          <w:hyperlink w:anchor="_Toc201170611" w:history="1">
+          <w:hyperlink w:anchor="_Toc201244344" w:history="1">
             <w:r>
               <w:rPr>
                 <w:rStyle w:val="a3"/>
@@ -768,7 +768,7 @@
                 <w:noProof/>
                 <w:webHidden/>
               </w:rPr>
-              <w:instrText xml:space="preserve"> PAGEREF _Toc201170611 \h </w:instrText>
+              <w:instrText xml:space="preserve"> PAGEREF _Toc201244344 \h </w:instrText>
             </w:r>
             <w:r>
               <w:rPr>
@@ -814,7 +814,7 @@
               <w:lang w:eastAsia="ru-RU"/>
             </w:rPr>
           </w:pPr>
-          <w:hyperlink w:anchor="_Toc201170612" w:history="1">
+          <w:hyperlink w:anchor="_Toc201244345" w:history="1">
             <w:r>
               <w:rPr>
                 <w:rStyle w:val="a3"/>
@@ -841,7 +841,7 @@
                 <w:noProof/>
                 <w:webHidden/>
               </w:rPr>
-              <w:instrText xml:space="preserve"> PAGEREF _Toc201170612 \h </w:instrText>
+              <w:instrText xml:space="preserve"> PAGEREF _Toc201244345 \h </w:instrText>
             </w:r>
             <w:r>
               <w:rPr>
@@ -887,7 +887,7 @@
               <w:lang w:eastAsia="ru-RU"/>
             </w:rPr>
           </w:pPr>
-          <w:hyperlink w:anchor="_Toc201170613" w:history="1">
+          <w:hyperlink w:anchor="_Toc201244346" w:history="1">
             <w:r>
               <w:rPr>
                 <w:rStyle w:val="a3"/>
@@ -914,7 +914,7 @@
                 <w:noProof/>
                 <w:webHidden/>
               </w:rPr>
-              <w:instrText xml:space="preserve"> PAGEREF _Toc201170613 \h </w:instrText>
+              <w:instrText xml:space="preserve"> PAGEREF _Toc201244346 \h </w:instrText>
             </w:r>
             <w:r>
               <w:rPr>
@@ -960,7 +960,7 @@
               <w:lang w:eastAsia="ru-RU"/>
             </w:rPr>
           </w:pPr>
-          <w:hyperlink w:anchor="_Toc201170614" w:history="1">
+          <w:hyperlink w:anchor="_Toc201244347" w:history="1">
             <w:r>
               <w:rPr>
                 <w:rStyle w:val="a3"/>
@@ -987,7 +987,7 @@
                 <w:noProof/>
                 <w:webHidden/>
               </w:rPr>
-              <w:instrText xml:space="preserve"> PAGEREF _Toc201170614 \h </w:instrText>
+              <w:instrText xml:space="preserve"> PAGEREF _Toc201244347 \h </w:instrText>
             </w:r>
             <w:r>
               <w:rPr>
@@ -1033,7 +1033,7 @@
               <w:lang w:eastAsia="ru-RU"/>
             </w:rPr>
           </w:pPr>
-          <w:hyperlink w:anchor="_Toc201170615" w:history="1">
+          <w:hyperlink w:anchor="_Toc201244348" w:history="1">
             <w:r>
               <w:rPr>
                 <w:rStyle w:val="a3"/>
@@ -1060,7 +1060,7 @@
                 <w:noProof/>
                 <w:webHidden/>
               </w:rPr>
-              <w:instrText xml:space="preserve"> PAGEREF _Toc201170615 \h </w:instrText>
+              <w:instrText xml:space="preserve"> PAGEREF _Toc201244348 \h </w:instrText>
             </w:r>
             <w:r>
               <w:rPr>
@@ -1106,7 +1106,7 @@
               <w:lang w:eastAsia="ru-RU"/>
             </w:rPr>
           </w:pPr>
-          <w:hyperlink w:anchor="_Toc201170616" w:history="1">
+          <w:hyperlink w:anchor="_Toc201244349" w:history="1">
             <w:r>
               <w:rPr>
                 <w:rStyle w:val="a3"/>
@@ -1133,7 +1133,7 @@
                 <w:noProof/>
                 <w:webHidden/>
               </w:rPr>
-              <w:instrText xml:space="preserve"> PAGEREF _Toc201170616 \h </w:instrText>
+              <w:instrText xml:space="preserve"> PAGEREF _Toc201244349 \h </w:instrText>
             </w:r>
             <w:r>
               <w:rPr>
@@ -1187,19 +1187,42 @@
       <w:r>
         <w:br w:type="page"/>
       </w:r>
-      <w:bookmarkStart w:id="0" w:name="_GoBack"/>
-      <w:bookmarkEnd w:id="0"/>
     </w:p>
     <w:p>
       <w:pPr>
         <w:pStyle w:val="1"/>
         <w:spacing w:before="0"/>
       </w:pPr>
-      <w:bookmarkStart w:id="1" w:name="_Toc201170610"/>
+      <w:bookmarkStart w:id="0" w:name="_Toc201244343"/>
       <w:r>
         <w:lastRenderedPageBreak/>
         <w:t>1Архитектура разрабатываемого приложения</w:t>
       </w:r>
+      <w:bookmarkEnd w:id="0"/>
+    </w:p>
+    <w:p>
+      <w:pPr>
+        <w:spacing w:before="0"/>
+      </w:pPr>
+    </w:p>
+    <w:p>
+      <w:pPr>
+        <w:pStyle w:val="2"/>
+        <w:spacing w:before="0"/>
+      </w:pPr>
+      <w:bookmarkStart w:id="1" w:name="_Toc201244344"/>
+      <w:r>
+        <w:t>1</w:t>
+      </w:r>
+      <w:r>
+        <w:t>.1</w:t>
+      </w:r>
+      <w:r>
+        <w:t xml:space="preserve"> Т</w:t>
+      </w:r>
+      <w:r>
+        <w:t>ип приложения</w:t>
+      </w:r>
       <w:bookmarkEnd w:id="1"/>
     </w:p>
     <w:p>
@@ -1209,21 +1232,44 @@
     </w:p>
     <w:p>
       <w:pPr>
+        <w:spacing w:before="0"/>
+      </w:pPr>
+    </w:p>
+    <w:p>
+      <w:pPr>
+        <w:spacing w:before="0"/>
+      </w:pPr>
+      <w:r>
+        <w:t>Веб-приложение</w:t>
+      </w:r>
+    </w:p>
+    <w:p>
+      <w:pPr>
+        <w:spacing w:before="0"/>
+      </w:pPr>
+    </w:p>
+    <w:p>
+      <w:pPr>
+        <w:spacing w:before="0"/>
+      </w:pPr>
+    </w:p>
+    <w:p>
+      <w:pPr>
         <w:pStyle w:val="2"/>
         <w:spacing w:before="0"/>
       </w:pPr>
-      <w:bookmarkStart w:id="2" w:name="_Toc201170611"/>
-      <w:r>
-        <w:t>1</w:t>
-      </w:r>
-      <w:r>
-        <w:t>.1</w:t>
-      </w:r>
-      <w:r>
-        <w:t xml:space="preserve"> Т</w:t>
-      </w:r>
-      <w:r>
-        <w:t>ип приложения</w:t>
+      <w:bookmarkStart w:id="2" w:name="_Toc201244345"/>
+      <w:r>
+        <w:t>1.</w:t>
+      </w:r>
+      <w:r>
+        <w:t xml:space="preserve">2 </w:t>
+      </w:r>
+      <w:r>
+        <w:t>А</w:t>
+      </w:r>
+      <w:r>
+        <w:t>рхитектурный стиль</w:t>
       </w:r>
       <w:bookmarkEnd w:id="2"/>
     </w:p>
@@ -1242,7 +1288,7 @@
         <w:spacing w:before="0"/>
       </w:pPr>
       <w:r>
-        <w:t>Веб-приложение</w:t>
+        <w:t>Монолитная архитектура</w:t>
       </w:r>
     </w:p>
     <w:p>
@@ -1260,68 +1306,20 @@
         <w:pStyle w:val="2"/>
         <w:spacing w:before="0"/>
       </w:pPr>
-      <w:bookmarkStart w:id="3" w:name="_Toc201170612"/>
+      <w:bookmarkStart w:id="3" w:name="_Toc201244346"/>
       <w:r>
         <w:t>1.</w:t>
       </w:r>
       <w:r>
-        <w:t xml:space="preserve">2 </w:t>
-      </w:r>
-      <w:r>
-        <w:t>А</w:t>
-      </w:r>
-      <w:r>
-        <w:t>рхитектурный стиль</w:t>
+        <w:t xml:space="preserve">3 </w:t>
+      </w:r>
+      <w:r>
+        <w:t>П</w:t>
+      </w:r>
+      <w:r>
+        <w:t>рототип архитектуры</w:t>
       </w:r>
       <w:bookmarkEnd w:id="3"/>
-    </w:p>
-    <w:p>
-      <w:pPr>
-        <w:spacing w:before="0"/>
-      </w:pPr>
-    </w:p>
-    <w:p>
-      <w:pPr>
-        <w:spacing w:before="0"/>
-      </w:pPr>
-    </w:p>
-    <w:p>
-      <w:pPr>
-        <w:spacing w:before="0"/>
-      </w:pPr>
-      <w:r>
-        <w:t>Монолитная архитектура</w:t>
-      </w:r>
-    </w:p>
-    <w:p>
-      <w:pPr>
-        <w:spacing w:before="0"/>
-      </w:pPr>
-    </w:p>
-    <w:p>
-      <w:pPr>
-        <w:spacing w:before="0"/>
-      </w:pPr>
-    </w:p>
-    <w:p>
-      <w:pPr>
-        <w:pStyle w:val="2"/>
-        <w:spacing w:before="0"/>
-      </w:pPr>
-      <w:bookmarkStart w:id="4" w:name="_Toc201170613"/>
-      <w:r>
-        <w:t>1.</w:t>
-      </w:r>
-      <w:r>
-        <w:t xml:space="preserve">3 </w:t>
-      </w:r>
-      <w:r>
-        <w:t>П</w:t>
-      </w:r>
-      <w:r>
-        <w:t>рототип архитектуры</w:t>
-      </w:r>
-      <w:bookmarkEnd w:id="4"/>
     </w:p>
     <w:p>
       <w:pPr>
@@ -1467,10 +1465,161 @@
         <w:pStyle w:val="2"/>
         <w:spacing w:before="0"/>
       </w:pPr>
-      <w:bookmarkStart w:id="5" w:name="_Toc201170614"/>
+      <w:bookmarkStart w:id="4" w:name="_Toc201244347"/>
       <w:r>
         <w:t>1.4 Выбранные технологии</w:t>
       </w:r>
+      <w:bookmarkEnd w:id="4"/>
+    </w:p>
+    <w:p>
+      <w:pPr>
+        <w:spacing w:before="0"/>
+      </w:pPr>
+    </w:p>
+    <w:p>
+      <w:pPr>
+        <w:spacing w:before="0"/>
+      </w:pPr>
+    </w:p>
+    <w:p>
+      <w:pPr>
+        <w:spacing w:before="0"/>
+      </w:pPr>
+      <w:r>
+        <w:t xml:space="preserve">Разработка будет состоять из двух областей – </w:t>
+      </w:r>
+      <w:r>
+        <w:rPr>
+          <w:lang w:val="en-US"/>
+        </w:rPr>
+        <w:t>Frontend</w:t>
+      </w:r>
+      <w:r>
+        <w:t xml:space="preserve"> </w:t>
+      </w:r>
+      <w:r>
+        <w:t xml:space="preserve">и </w:t>
+      </w:r>
+      <w:proofErr w:type="spellStart"/>
+      <w:r>
+        <w:t>Backend</w:t>
+      </w:r>
+      <w:proofErr w:type="spellEnd"/>
+      <w:r>
+        <w:t xml:space="preserve">. </w:t>
+      </w:r>
+      <w:r>
+        <w:t xml:space="preserve">Для разработки </w:t>
+      </w:r>
+      <w:r>
+        <w:rPr>
+          <w:lang w:val="en-US"/>
+        </w:rPr>
+        <w:t>Frontend</w:t>
+      </w:r>
+      <w:r>
+        <w:t xml:space="preserve"> </w:t>
+      </w:r>
+      <w:r>
+        <w:t>части приложения будут использоваться следующие языки программирования</w:t>
+      </w:r>
+      <w:r>
+        <w:t xml:space="preserve"> </w:t>
+      </w:r>
+      <w:r>
+        <w:rPr>
+          <w:lang w:val="en-US"/>
+        </w:rPr>
+        <w:t>HTML</w:t>
+      </w:r>
+      <w:r>
+        <w:t xml:space="preserve">, </w:t>
+      </w:r>
+      <w:r>
+        <w:rPr>
+          <w:lang w:val="en-US"/>
+        </w:rPr>
+        <w:t>CSS</w:t>
+      </w:r>
+      <w:r>
+        <w:t xml:space="preserve">, </w:t>
+      </w:r>
+      <w:r>
+        <w:rPr>
+          <w:lang w:val="en-US"/>
+        </w:rPr>
+        <w:t>JavaScript</w:t>
+      </w:r>
+      <w:r>
+        <w:t xml:space="preserve"> с использованием библиотеки </w:t>
+      </w:r>
+      <w:r>
+        <w:rPr>
+          <w:lang w:val="en-US"/>
+        </w:rPr>
+        <w:t>React</w:t>
+      </w:r>
+      <w:r>
+        <w:t>.</w:t>
+      </w:r>
+      <w:proofErr w:type="spellStart"/>
+      <w:r>
+        <w:rPr>
+          <w:lang w:val="en-US"/>
+        </w:rPr>
+        <w:t>js</w:t>
+      </w:r>
+      <w:proofErr w:type="spellEnd"/>
+      <w:r>
+        <w:t>.</w:t>
+      </w:r>
+      <w:r>
+        <w:t xml:space="preserve"> Для </w:t>
+      </w:r>
+      <w:r>
+        <w:rPr>
+          <w:lang w:val="en-US"/>
+        </w:rPr>
+        <w:t>Backend</w:t>
+      </w:r>
+      <w:r>
+        <w:t xml:space="preserve"> </w:t>
+      </w:r>
+      <w:r>
+        <w:t>части будет использоваться язык программирования</w:t>
+      </w:r>
+      <w:r>
+        <w:t xml:space="preserve"> </w:t>
+      </w:r>
+      <w:r>
+        <w:rPr>
+          <w:lang w:val="en-US"/>
+        </w:rPr>
+        <w:t>Java</w:t>
+      </w:r>
+      <w:r>
+        <w:t>.</w:t>
+      </w:r>
+    </w:p>
+    <w:p>
+      <w:pPr>
+        <w:spacing w:before="0"/>
+      </w:pPr>
+    </w:p>
+    <w:p>
+      <w:pPr>
+        <w:spacing w:before="0"/>
+      </w:pPr>
+    </w:p>
+    <w:p>
+      <w:pPr>
+        <w:pStyle w:val="2"/>
+        <w:spacing w:before="0"/>
+      </w:pPr>
+      <w:bookmarkStart w:id="5" w:name="_Toc201244348"/>
+      <w:r>
+        <w:t>1.5 Параметры качества</w:t>
+      </w:r>
       <w:bookmarkEnd w:id="5"/>
     </w:p>
     <w:p>
@@ -1488,119 +1637,37 @@
         <w:spacing w:before="0"/>
       </w:pPr>
       <w:r>
-        <w:t xml:space="preserve">Разработка будет состоять из двух областей – </w:t>
-      </w:r>
-      <w:r>
-        <w:rPr>
-          <w:lang w:val="en-US"/>
-        </w:rPr>
-        <w:t>Frontend</w:t>
-      </w:r>
-      <w:r>
-        <w:t xml:space="preserve"> </w:t>
-      </w:r>
-      <w:r>
-        <w:t xml:space="preserve">и </w:t>
-      </w:r>
-      <w:proofErr w:type="spellStart"/>
-      <w:r>
-        <w:t>Backend</w:t>
-      </w:r>
-      <w:proofErr w:type="spellEnd"/>
-      <w:r>
-        <w:t xml:space="preserve">. </w:t>
-      </w:r>
-      <w:r>
-        <w:t xml:space="preserve">Для разработки </w:t>
-      </w:r>
-      <w:r>
-        <w:rPr>
-          <w:lang w:val="en-US"/>
-        </w:rPr>
-        <w:t>Frontend</w:t>
-      </w:r>
-      <w:r>
-        <w:t xml:space="preserve"> </w:t>
-      </w:r>
-      <w:r>
-        <w:t>части приложения будут использоваться следующие языки программирования</w:t>
-      </w:r>
-      <w:r>
-        <w:t xml:space="preserve"> </w:t>
-      </w:r>
-      <w:r>
-        <w:rPr>
-          <w:lang w:val="en-US"/>
-        </w:rPr>
-        <w:t>HTML</w:t>
-      </w:r>
-      <w:r>
-        <w:t xml:space="preserve">, </w:t>
-      </w:r>
-      <w:r>
-        <w:rPr>
-          <w:lang w:val="en-US"/>
-        </w:rPr>
-        <w:t>CSS</w:t>
-      </w:r>
-      <w:r>
-        <w:t xml:space="preserve">, </w:t>
-      </w:r>
-      <w:r>
-        <w:rPr>
-          <w:lang w:val="en-US"/>
-        </w:rPr>
-        <w:t>JavaScript</w:t>
-      </w:r>
-      <w:r>
-        <w:t xml:space="preserve"> с использованием библиотеки </w:t>
-      </w:r>
-      <w:r>
-        <w:rPr>
-          <w:lang w:val="en-US"/>
-        </w:rPr>
-        <w:t>React</w:t>
-      </w:r>
-      <w:r>
-        <w:t>.</w:t>
-      </w:r>
-      <w:proofErr w:type="spellStart"/>
-      <w:r>
-        <w:rPr>
-          <w:lang w:val="en-US"/>
-        </w:rPr>
-        <w:t>js</w:t>
-      </w:r>
-      <w:proofErr w:type="spellEnd"/>
-      <w:r>
-        <w:t>.</w:t>
-      </w:r>
-      <w:r>
-        <w:t xml:space="preserve"> Для </w:t>
-      </w:r>
-      <w:r>
-        <w:rPr>
-          <w:lang w:val="en-US"/>
-        </w:rPr>
-        <w:t>Backend</w:t>
-      </w:r>
-      <w:r>
-        <w:t xml:space="preserve"> </w:t>
-      </w:r>
-      <w:r>
-        <w:t>части будет использоваться язык программирования</w:t>
-      </w:r>
-      <w:r>
-        <w:t xml:space="preserve"> </w:t>
-      </w:r>
-      <w:r>
-        <w:rPr>
-          <w:lang w:val="en-US"/>
-        </w:rPr>
-        <w:t>Java</w:t>
-      </w:r>
-      <w:r>
-        <w:t>.</w:t>
+        <w:t>Игра должна обеспечивать плавный и отзывчивый пользовательский интерфейс на большинстве современных браузеров и устройств. Необходимо обеспечить корректное отображение всех элементов интерфейса и карточной графики в различных разрешениях экрана и</w:t>
+      </w:r>
+      <w:r>
+        <w:t xml:space="preserve"> масштабах</w:t>
+      </w:r>
+      <w:r>
+        <w:t>. Кроме того, игра должна</w:t>
+      </w:r>
+      <w:r>
+        <w:t xml:space="preserve"> быть</w:t>
+      </w:r>
+      <w:r>
+        <w:t xml:space="preserve"> стабильно</w:t>
+      </w:r>
+      <w:r>
+        <w:t>й</w:t>
+      </w:r>
+      <w:r>
+        <w:t xml:space="preserve"> и</w:t>
+      </w:r>
+      <w:r>
+        <w:t xml:space="preserve"> не иметь</w:t>
+      </w:r>
+      <w:r>
+        <w:t xml:space="preserve"> критических ошибок, приводящих к зависаниям, вылетам или потере данных. Необходимы</w:t>
+      </w:r>
+      <w:r>
+        <w:t xml:space="preserve"> корректные и полные</w:t>
+      </w:r>
+      <w:r>
+        <w:t xml:space="preserve"> механизмы обработки ошибок и информативные сообщения для пользователей.</w:t>
       </w:r>
     </w:p>
     <w:p>
@@ -1618,80 +1685,11 @@
         <w:pStyle w:val="2"/>
         <w:spacing w:before="0"/>
       </w:pPr>
-      <w:bookmarkStart w:id="6" w:name="_Toc201170615"/>
-      <w:r>
-        <w:t>1.5 Параметры качества</w:t>
+      <w:bookmarkStart w:id="6" w:name="_Toc201244349"/>
+      <w:r>
+        <w:t>1.6 Сквозная функциональность</w:t>
       </w:r>
       <w:bookmarkEnd w:id="6"/>
-    </w:p>
-    <w:p>
-      <w:pPr>
-        <w:spacing w:before="0"/>
-      </w:pPr>
-    </w:p>
-    <w:p>
-      <w:pPr>
-        <w:spacing w:before="0"/>
-      </w:pPr>
-    </w:p>
-    <w:p>
-      <w:pPr>
-        <w:spacing w:before="0"/>
-      </w:pPr>
-      <w:r>
-        <w:t>Игра должна обеспечивать плавный и отзывчивый пользовательский интерфейс на большинстве современных браузеров и устройств. Необходимо обеспечить корректное отображение всех элементов интерфейса и карточной графики в различных разрешениях экрана и</w:t>
-      </w:r>
-      <w:r>
-        <w:t xml:space="preserve"> масштабах</w:t>
-      </w:r>
-      <w:r>
-        <w:t>. Кроме того, игра должна</w:t>
-      </w:r>
-      <w:r>
-        <w:t xml:space="preserve"> быть</w:t>
-      </w:r>
-      <w:r>
-        <w:t xml:space="preserve"> стабильно</w:t>
-      </w:r>
-      <w:r>
-        <w:t>й</w:t>
-      </w:r>
-      <w:r>
-        <w:t xml:space="preserve"> и</w:t>
-      </w:r>
-      <w:r>
-        <w:t xml:space="preserve"> не иметь</w:t>
-      </w:r>
-      <w:r>
-        <w:t xml:space="preserve"> критических ошибок, приводящих к зависаниям, вылетам или потере данных. Необходимы</w:t>
-      </w:r>
-      <w:r>
-        <w:t xml:space="preserve"> корректные и полные</w:t>
-      </w:r>
-      <w:r>
-        <w:t xml:space="preserve"> механизмы обработки ошибок и информативные сообщения для пользователей.</w:t>
-      </w:r>
-    </w:p>
-    <w:p>
-      <w:pPr>
-        <w:spacing w:before="0"/>
-      </w:pPr>
-    </w:p>
-    <w:p>
-      <w:pPr>
-        <w:spacing w:before="0"/>
-      </w:pPr>
-    </w:p>
-    <w:p>
-      <w:pPr>
-        <w:pStyle w:val="2"/>
-        <w:spacing w:before="0"/>
-      </w:pPr>
-      <w:bookmarkStart w:id="7" w:name="_Toc201170616"/>
-      <w:r>
-        <w:t>1.6 Сквозная функциональность</w:t>
-      </w:r>
-      <w:bookmarkEnd w:id="7"/>
     </w:p>
     <w:p>
       <w:pPr>
@@ -1823,7 +1821,7 @@
 </file>
 
 <file path=word/endnotes.xml><?xml version="1.0" encoding="utf-8"?>
-<w:endnotes xmlns:wpc="http://schemas.microsoft.com/office/word/2010/wordprocessingCanvas" xmlns:cx="http://schemas.microsoft.com/office/drawing/2014/chartex" xmlns:cx1="http://schemas.microsoft.com/office/drawing/2015/9/8/chartex" xmlns:cx2="http://schemas.microsoft.com/office/drawing/2015/10/21/chartex" xmlns:cx3="http://schemas.microsoft.com/office/drawing/2016/5/9/chartex" xmlns:cx4="http://schemas.microsoft.com/office/drawing/2016/5/10/chartex" xmlns:cx5="http://schemas.microsoft.com/office/drawing/2016/5/11/chartex" xmlns:cx6="http://schemas.microsoft.com/office/drawing/2016/5/12/chartex" xmlns:cx7="http://schemas.microsoft.com/office/drawing/2016/5/13/chartex" xmlns:cx8="http://schemas.microsoft.com/office/drawing/2016/5/14/chartex" xmlns:mc="http://schemas.openxmlformats.org/markup-compatibility/2006" xmlns:aink="http://schemas.microsoft.com/office/drawing/2016/ink" xmlns:am3d="http://schemas.microsoft.com/office/drawing/2017/model3d" xmlns:o="urn:schemas-microsoft-com:office:office" xmlns:r="http://schemas.openxmlformats.org/officeDocument/2006/relationships" xmlns:m="http://schemas.openxmlformats.org/officeDocument/2006/math" xmlns:v="urn:schemas-microsoft-com:vml" xmlns:wp14="http://schemas.microsoft.com/office/word/2010/wordprocessingDrawing" xmlns:wp="http://schemas.openxmlformats.org/drawingml/2006/wordprocessingDrawing" xmlns:w10="urn:schemas-microsoft-com:office:word" xmlns:w="http://schemas.openxmlformats.org/wordprocessingml/2006/main" xmlns:w14="http://schemas.microsoft.com/office/word/2010/wordml" xmlns:w15="http://schemas.microsoft.com/office/word/2012/wordml" xmlns:w16cex="http://schemas.microsoft.com/office/word/2018/wordml/cex" xmlns:w16cid="http://schemas.microsoft.com/office/word/2016/wordml/cid" xmlns:w16="http://schemas.microsoft.com/office/word/2018/wordml" xmlns:w16se="http://schemas.microsoft.com/office/word/2015/wordml/symex" xmlns:wpg="http://schemas.microsoft.com/office/word/2010/wordprocessingGroup" xmlns:wpi="http://schemas.microsoft.com/office/word/2010/wordprocessingInk" xmlns:wne="http://schemas.microsoft.com/office/word/2006/wordml" xmlns:wps="http://schemas.microsoft.com/office/word/2010/wordprocessingShape" mc:Ignorable="w14 w15 w16se w16cid w16 w16cex wp14">
+<w:endnotes xmlns:wpc="http://schemas.microsoft.com/office/word/2010/wordprocessingCanvas" xmlns:cx="http://schemas.microsoft.com/office/drawing/2014/chartex" xmlns:cx1="http://schemas.microsoft.com/office/drawing/2015/9/8/chartex" xmlns:cx2="http://schemas.microsoft.com/office/drawing/2015/10/21/chartex" xmlns:cx3="http://schemas.microsoft.com/office/drawing/2016/5/9/chartex" xmlns:cx4="http://schemas.microsoft.com/office/drawing/2016/5/10/chartex" xmlns:cx5="http://schemas.microsoft.com/office/drawing/2016/5/11/chartex" xmlns:cx6="http://schemas.microsoft.com/office/drawing/2016/5/12/chartex" xmlns:cx7="http://schemas.microsoft.com/office/drawing/2016/5/13/chartex" xmlns:cx8="http://schemas.microsoft.com/office/drawing/2016/5/14/chartex" xmlns:mc="http://schemas.openxmlformats.org/markup-compatibility/2006" xmlns:aink="http://schemas.microsoft.com/office/drawing/2016/ink" xmlns:am3d="http://schemas.microsoft.com/office/drawing/2017/model3d" xmlns:o="urn:schemas-microsoft-com:office:office" xmlns:r="http://schemas.openxmlformats.org/officeDocument/2006/relationships" xmlns:m="http://schemas.openxmlformats.org/officeDocument/2006/math" xmlns:v="urn:schemas-microsoft-com:vml" xmlns:wp14="http://schemas.microsoft.com/office/word/2010/wordprocessingDrawing" xmlns:wp="http://schemas.openxmlformats.org/drawingml/2006/wordprocessingDrawing" xmlns:w10="urn:schemas-microsoft-com:office:word" xmlns:w="http://schemas.openxmlformats.org/wordprocessingml/2006/main" xmlns:w14="http://schemas.microsoft.com/office/word/2010/wordml" xmlns:w15="http://schemas.microsoft.com/office/word/2012/wordml" xmlns:w16cex="http://schemas.microsoft.com/office/word/2018/wordml/cex" xmlns:w16cid="http://schemas.microsoft.com/office/word/2016/wordml/cid" xmlns:w16="http://schemas.microsoft.com/office/word/2018/wordml" xmlns:w16sdtdh="http://schemas.microsoft.com/office/word/2020/wordml/sdtdatahash" xmlns:w16se="http://schemas.microsoft.com/office/word/2015/wordml/symex" xmlns:wpg="http://schemas.microsoft.com/office/word/2010/wordprocessingGroup" xmlns:wpi="http://schemas.microsoft.com/office/word/2010/wordprocessingInk" xmlns:wne="http://schemas.microsoft.com/office/word/2006/wordml" xmlns:wps="http://schemas.microsoft.com/office/word/2010/wordprocessingShape" mc:Ignorable="w14 w15 w16se w16cid w16 w16cex w16sdtdh wp14">
   <w:endnote w:type="separator" w:id="-1">
     <w:p>
       <w:r>
@@ -1842,7 +1840,7 @@
 </file>
 
 <file path=word/footer1.xml><?xml version="1.0" encoding="utf-8"?>
-<w:ftr xmlns:wpc="http://schemas.microsoft.com/office/word/2010/wordprocessingCanvas" xmlns:cx="http://schemas.microsoft.com/office/drawing/2014/chartex" xmlns:cx1="http://schemas.microsoft.com/office/drawing/2015/9/8/chartex" xmlns:cx2="http://schemas.microsoft.com/office/drawing/2015/10/21/chartex" xmlns:cx3="http://schemas.microsoft.com/office/drawing/2016/5/9/chartex" xmlns:cx4="http://schemas.microsoft.com/office/drawing/2016/5/10/chartex" xmlns:cx5="http://schemas.microsoft.com/office/drawing/2016/5/11/chartex" xmlns:cx6="http://schemas.microsoft.com/office/drawing/2016/5/12/chartex" xmlns:cx7="http://schemas.microsoft.com/office/drawing/2016/5/13/chartex" xmlns:cx8="http://schemas.microsoft.com/office/drawing/2016/5/14/chartex" xmlns:mc="http://schemas.openxmlformats.org/markup-compatibility/2006" xmlns:aink="http://schemas.microsoft.com/office/drawing/2016/ink" xmlns:am3d="http://schemas.microsoft.com/office/drawing/2017/model3d" xmlns:o="urn:schemas-microsoft-com:office:office" xmlns:r="http://schemas.openxmlformats.org/officeDocument/2006/relationships" xmlns:m="http://schemas.openxmlformats.org/officeDocument/2006/math" xmlns:v="urn:schemas-microsoft-com:vml" xmlns:wp14="http://schemas.microsoft.com/office/word/2010/wordprocessingDrawing" xmlns:wp="http://schemas.openxmlformats.org/drawingml/2006/wordprocessingDrawing" xmlns:w10="urn:schemas-microsoft-com:office:word" xmlns:w="http://schemas.openxmlformats.org/wordprocessingml/2006/main" xmlns:w14="http://schemas.microsoft.com/office/word/2010/wordml" xmlns:w15="http://schemas.microsoft.com/office/word/2012/wordml" xmlns:w16cex="http://schemas.microsoft.com/office/word/2018/wordml/cex" xmlns:w16cid="http://schemas.microsoft.com/office/word/2016/wordml/cid" xmlns:w16="http://schemas.microsoft.com/office/word/2018/wordml" xmlns:w16se="http://schemas.microsoft.com/office/word/2015/wordml/symex" xmlns:wpg="http://schemas.microsoft.com/office/word/2010/wordprocessingGroup" xmlns:wpi="http://schemas.microsoft.com/office/word/2010/wordprocessingInk" xmlns:wne="http://schemas.microsoft.com/office/word/2006/wordml" xmlns:wps="http://schemas.microsoft.com/office/word/2010/wordprocessingShape" mc:Ignorable="w14 w15 w16se w16cid w16 w16cex wp14">
+<w:ftr xmlns:wpc="http://schemas.microsoft.com/office/word/2010/wordprocessingCanvas" xmlns:cx="http://schemas.microsoft.com/office/drawing/2014/chartex" xmlns:cx1="http://schemas.microsoft.com/office/drawing/2015/9/8/chartex" xmlns:cx2="http://schemas.microsoft.com/office/drawing/2015/10/21/chartex" xmlns:cx3="http://schemas.microsoft.com/office/drawing/2016/5/9/chartex" xmlns:cx4="http://schemas.microsoft.com/office/drawing/2016/5/10/chartex" xmlns:cx5="http://schemas.microsoft.com/office/drawing/2016/5/11/chartex" xmlns:cx6="http://schemas.microsoft.com/office/drawing/2016/5/12/chartex" xmlns:cx7="http://schemas.microsoft.com/office/drawing/2016/5/13/chartex" xmlns:cx8="http://schemas.microsoft.com/office/drawing/2016/5/14/chartex" xmlns:mc="http://schemas.openxmlformats.org/markup-compatibility/2006" xmlns:aink="http://schemas.microsoft.com/office/drawing/2016/ink" xmlns:am3d="http://schemas.microsoft.com/office/drawing/2017/model3d" xmlns:o="urn:schemas-microsoft-com:office:office" xmlns:r="http://schemas.openxmlformats.org/officeDocument/2006/relationships" xmlns:m="http://schemas.openxmlformats.org/officeDocument/2006/math" xmlns:v="urn:schemas-microsoft-com:vml" xmlns:wp14="http://schemas.microsoft.com/office/word/2010/wordprocessingDrawing" xmlns:wp="http://schemas.openxmlformats.org/drawingml/2006/wordprocessingDrawing" xmlns:w10="urn:schemas-microsoft-com:office:word" xmlns:w="http://schemas.openxmlformats.org/wordprocessingml/2006/main" xmlns:w14="http://schemas.microsoft.com/office/word/2010/wordml" xmlns:w15="http://schemas.microsoft.com/office/word/2012/wordml" xmlns:w16cex="http://schemas.microsoft.com/office/word/2018/wordml/cex" xmlns:w16cid="http://schemas.microsoft.com/office/word/2016/wordml/cid" xmlns:w16="http://schemas.microsoft.com/office/word/2018/wordml" xmlns:w16sdtdh="http://schemas.microsoft.com/office/word/2020/wordml/sdtdatahash" xmlns:w16se="http://schemas.microsoft.com/office/word/2015/wordml/symex" xmlns:wpg="http://schemas.microsoft.com/office/word/2010/wordprocessingGroup" xmlns:wpi="http://schemas.microsoft.com/office/word/2010/wordprocessingInk" xmlns:wne="http://schemas.microsoft.com/office/word/2006/wordml" xmlns:wps="http://schemas.microsoft.com/office/word/2010/wordprocessingShape" mc:Ignorable="w14 w15 w16se w16cid w16 w16cex w16sdtdh wp14">
   <w:sdt>
     <w:sdtPr>
       <w:id w:val="-793451135"/>
@@ -1885,7 +1883,7 @@
 </file>
 
 <file path=word/footnotes.xml><?xml version="1.0" encoding="utf-8"?>
-<w:footnotes xmlns:wpc="http://schemas.microsoft.com/office/word/2010/wordprocessingCanvas" xmlns:cx="http://schemas.microsoft.com/office/drawing/2014/chartex" xmlns:cx1="http://schemas.microsoft.com/office/drawing/2015/9/8/chartex" xmlns:cx2="http://schemas.microsoft.com/office/drawing/2015/10/21/chartex" xmlns:cx3="http://schemas.microsoft.com/office/drawing/2016/5/9/chartex" xmlns:cx4="http://schemas.microsoft.com/office/drawing/2016/5/10/chartex" xmlns:cx5="http://schemas.microsoft.com/office/drawing/2016/5/11/chartex" xmlns:cx6="http://schemas.microsoft.com/office/drawing/2016/5/12/chartex" xmlns:cx7="http://schemas.microsoft.com/office/drawing/2016/5/13/chartex" xmlns:cx8="http://schemas.microsoft.com/office/drawing/2016/5/14/chartex" xmlns:mc="http://schemas.openxmlformats.org/markup-compatibility/2006" xmlns:aink="http://schemas.microsoft.com/office/drawing/2016/ink" xmlns:am3d="http://schemas.microsoft.com/office/drawing/2017/model3d" xmlns:o="urn:schemas-microsoft-com:office:office" xmlns:r="http://schemas.openxmlformats.org/officeDocument/2006/relationships" xmlns:m="http://schemas.openxmlformats.org/officeDocument/2006/math" xmlns:v="urn:schemas-microsoft-com:vml" xmlns:wp14="http://schemas.microsoft.com/office/word/2010/wordprocessingDrawing" xmlns:wp="http://schemas.openxmlformats.org/drawingml/2006/wordprocessingDrawing" xmlns:w10="urn:schemas-microsoft-com:office:word" xmlns:w="http://schemas.openxmlformats.org/wordprocessingml/2006/main" xmlns:w14="http://schemas.microsoft.com/office/word/2010/wordml" xmlns:w15="http://schemas.microsoft.com/office/word/2012/wordml" xmlns:w16cex="http://schemas.microsoft.com/office/word/2018/wordml/cex" xmlns:w16cid="http://schemas.microsoft.com/office/word/2016/wordml/cid" xmlns:w16="http://schemas.microsoft.com/office/word/2018/wordml" xmlns:w16se="http://schemas.microsoft.com/office/word/2015/wordml/symex" xmlns:wpg="http://schemas.microsoft.com/office/word/2010/wordprocessingGroup" xmlns:wpi="http://schemas.microsoft.com/office/word/2010/wordprocessingInk" xmlns:wne="http://schemas.microsoft.com/office/word/2006/wordml" xmlns:wps="http://schemas.microsoft.com/office/word/2010/wordprocessingShape" mc:Ignorable="w14 w15 w16se w16cid w16 w16cex wp14">
+<w:footnotes xmlns:wpc="http://schemas.microsoft.com/office/word/2010/wordprocessingCanvas" xmlns:cx="http://schemas.microsoft.com/office/drawing/2014/chartex" xmlns:cx1="http://schemas.microsoft.com/office/drawing/2015/9/8/chartex" xmlns:cx2="http://schemas.microsoft.com/office/drawing/2015/10/21/chartex" xmlns:cx3="http://schemas.microsoft.com/office/drawing/2016/5/9/chartex" xmlns:cx4="http://schemas.microsoft.com/office/drawing/2016/5/10/chartex" xmlns:cx5="http://schemas.microsoft.com/office/drawing/2016/5/11/chartex" xmlns:cx6="http://schemas.microsoft.com/office/drawing/2016/5/12/chartex" xmlns:cx7="http://schemas.microsoft.com/office/drawing/2016/5/13/chartex" xmlns:cx8="http://schemas.microsoft.com/office/drawing/2016/5/14/chartex" xmlns:mc="http://schemas.openxmlformats.org/markup-compatibility/2006" xmlns:aink="http://schemas.microsoft.com/office/drawing/2016/ink" xmlns:am3d="http://schemas.microsoft.com/office/drawing/2017/model3d" xmlns:o="urn:schemas-microsoft-com:office:office" xmlns:r="http://schemas.openxmlformats.org/officeDocument/2006/relationships" xmlns:m="http://schemas.openxmlformats.org/officeDocument/2006/math" xmlns:v="urn:schemas-microsoft-com:vml" xmlns:wp14="http://schemas.microsoft.com/office/word/2010/wordprocessingDrawing" xmlns:wp="http://schemas.openxmlformats.org/drawingml/2006/wordprocessingDrawing" xmlns:w10="urn:schemas-microsoft-com:office:word" xmlns:w="http://schemas.openxmlformats.org/wordprocessingml/2006/main" xmlns:w14="http://schemas.microsoft.com/office/word/2010/wordml" xmlns:w15="http://schemas.microsoft.com/office/word/2012/wordml" xmlns:w16cex="http://schemas.microsoft.com/office/word/2018/wordml/cex" xmlns:w16cid="http://schemas.microsoft.com/office/word/2016/wordml/cid" xmlns:w16="http://schemas.microsoft.com/office/word/2018/wordml" xmlns:w16sdtdh="http://schemas.microsoft.com/office/word/2020/wordml/sdtdatahash" xmlns:w16se="http://schemas.microsoft.com/office/word/2015/wordml/symex" xmlns:wpg="http://schemas.microsoft.com/office/word/2010/wordprocessingGroup" xmlns:wpi="http://schemas.microsoft.com/office/word/2010/wordprocessingInk" xmlns:wne="http://schemas.microsoft.com/office/word/2006/wordml" xmlns:wps="http://schemas.microsoft.com/office/word/2010/wordprocessingShape" mc:Ignorable="w14 w15 w16se w16cid w16 w16cex w16sdtdh wp14">
   <w:footnote w:type="separator" w:id="-1">
     <w:p>
       <w:pPr>
@@ -1910,7 +1908,7 @@
 </file>
 
 <file path=word/numbering.xml><?xml version="1.0" encoding="utf-8"?>
-<w:numbering xmlns:wpc="http://schemas.microsoft.com/office/word/2010/wordprocessingCanvas" xmlns:cx="http://schemas.microsoft.com/office/drawing/2014/chartex" xmlns:cx1="http://schemas.microsoft.com/office/drawing/2015/9/8/chartex" xmlns:cx2="http://schemas.microsoft.com/office/drawing/2015/10/21/chartex" xmlns:cx3="http://schemas.microsoft.com/office/drawing/2016/5/9/chartex" xmlns:cx4="http://schemas.microsoft.com/office/drawing/2016/5/10/chartex" xmlns:cx5="http://schemas.microsoft.com/office/drawing/2016/5/11/chartex" xmlns:cx6="http://schemas.microsoft.com/office/drawing/2016/5/12/chartex" xmlns:cx7="http://schemas.microsoft.com/office/drawing/2016/5/13/chartex" xmlns:cx8="http://schemas.microsoft.com/office/drawing/2016/5/14/chartex" xmlns:mc="http://schemas.openxmlformats.org/markup-compatibility/2006" xmlns:aink="http://schemas.microsoft.com/office/drawing/2016/ink" xmlns:am3d="http://schemas.microsoft.com/office/drawing/2017/model3d" xmlns:o="urn:schemas-microsoft-com:office:office" xmlns:r="http://schemas.openxmlformats.org/officeDocument/2006/relationships" xmlns:m="http://schemas.openxmlformats.org/officeDocument/2006/math" xmlns:v="urn:schemas-microsoft-com:vml" xmlns:wp14="http://schemas.microsoft.com/office/word/2010/wordprocessingDrawing" xmlns:wp="http://schemas.openxmlformats.org/drawingml/2006/wordprocessingDrawing" xmlns:w10="urn:schemas-microsoft-com:office:word" xmlns:w="http://schemas.openxmlformats.org/wordprocessingml/2006/main" xmlns:w14="http://schemas.microsoft.com/office/word/2010/wordml" xmlns:w15="http://schemas.microsoft.com/office/word/2012/wordml" xmlns:w16cex="http://schemas.microsoft.com/office/word/2018/wordml/cex" xmlns:w16cid="http://schemas.microsoft.com/office/word/2016/wordml/cid" xmlns:w16="http://schemas.microsoft.com/office/word/2018/wordml" xmlns:w16se="http://schemas.microsoft.com/office/word/2015/wordml/symex" xmlns:wpg="http://schemas.microsoft.com/office/word/2010/wordprocessingGroup" xmlns:wpi="http://schemas.microsoft.com/office/word/2010/wordprocessingInk" xmlns:wne="http://schemas.microsoft.com/office/word/2006/wordml" xmlns:wps="http://schemas.microsoft.com/office/word/2010/wordprocessingShape" mc:Ignorable="w14 w15 w16se w16cid w16 w16cex wp14">
+<w:numbering xmlns:wpc="http://schemas.microsoft.com/office/word/2010/wordprocessingCanvas" xmlns:cx="http://schemas.microsoft.com/office/drawing/2014/chartex" xmlns:cx1="http://schemas.microsoft.com/office/drawing/2015/9/8/chartex" xmlns:cx2="http://schemas.microsoft.com/office/drawing/2015/10/21/chartex" xmlns:cx3="http://schemas.microsoft.com/office/drawing/2016/5/9/chartex" xmlns:cx4="http://schemas.microsoft.com/office/drawing/2016/5/10/chartex" xmlns:cx5="http://schemas.microsoft.com/office/drawing/2016/5/11/chartex" xmlns:cx6="http://schemas.microsoft.com/office/drawing/2016/5/12/chartex" xmlns:cx7="http://schemas.microsoft.com/office/drawing/2016/5/13/chartex" xmlns:cx8="http://schemas.microsoft.com/office/drawing/2016/5/14/chartex" xmlns:mc="http://schemas.openxmlformats.org/markup-compatibility/2006" xmlns:aink="http://schemas.microsoft.com/office/drawing/2016/ink" xmlns:am3d="http://schemas.microsoft.com/office/drawing/2017/model3d" xmlns:o="urn:schemas-microsoft-com:office:office" xmlns:r="http://schemas.openxmlformats.org/officeDocument/2006/relationships" xmlns:m="http://schemas.openxmlformats.org/officeDocument/2006/math" xmlns:v="urn:schemas-microsoft-com:vml" xmlns:wp14="http://schemas.microsoft.com/office/word/2010/wordprocessingDrawing" xmlns:wp="http://schemas.openxmlformats.org/drawingml/2006/wordprocessingDrawing" xmlns:w10="urn:schemas-microsoft-com:office:word" xmlns:w="http://schemas.openxmlformats.org/wordprocessingml/2006/main" xmlns:w14="http://schemas.microsoft.com/office/word/2010/wordml" xmlns:w15="http://schemas.microsoft.com/office/word/2012/wordml" xmlns:w16cex="http://schemas.microsoft.com/office/word/2018/wordml/cex" xmlns:w16cid="http://schemas.microsoft.com/office/word/2016/wordml/cid" xmlns:w16="http://schemas.microsoft.com/office/word/2018/wordml" xmlns:w16sdtdh="http://schemas.microsoft.com/office/word/2020/wordml/sdtdatahash" xmlns:w16se="http://schemas.microsoft.com/office/word/2015/wordml/symex" xmlns:wpg="http://schemas.microsoft.com/office/word/2010/wordprocessingGroup" xmlns:wpi="http://schemas.microsoft.com/office/word/2010/wordprocessingInk" xmlns:wne="http://schemas.microsoft.com/office/word/2006/wordml" xmlns:wps="http://schemas.microsoft.com/office/word/2010/wordprocessingShape" mc:Ignorable="w14 w15 w16se w16cid w16 w16cex w16sdtdh wp14">
   <w:abstractNum w:abstractNumId="0" w15:restartNumberingAfterBreak="0">
     <w:nsid w:val="019C6632"/>
     <w:multiLevelType w:val="multilevel"/>
@@ -3167,7 +3165,7 @@
 </file>
 
 <file path=word/styles.xml><?xml version="1.0" encoding="utf-8"?>
-<w:styles xmlns:mc="http://schemas.openxmlformats.org/markup-compatibility/2006" xmlns:r="http://schemas.openxmlformats.org/officeDocument/2006/relationships" xmlns:w="http://schemas.openxmlformats.org/wordprocessingml/2006/main" xmlns:w14="http://schemas.microsoft.com/office/word/2010/wordml" xmlns:w15="http://schemas.microsoft.com/office/word/2012/wordml" xmlns:w16cex="http://schemas.microsoft.com/office/word/2018/wordml/cex" xmlns:w16cid="http://schemas.microsoft.com/office/word/2016/wordml/cid" xmlns:w16="http://schemas.microsoft.com/office/word/2018/wordml" xmlns:w16se="http://schemas.microsoft.com/office/word/2015/wordml/symex" mc:Ignorable="w14 w15 w16se w16cid w16 w16cex">
+<w:styles xmlns:mc="http://schemas.openxmlformats.org/markup-compatibility/2006" xmlns:r="http://schemas.openxmlformats.org/officeDocument/2006/relationships" xmlns:w="http://schemas.openxmlformats.org/wordprocessingml/2006/main" xmlns:w14="http://schemas.microsoft.com/office/word/2010/wordml" xmlns:w15="http://schemas.microsoft.com/office/word/2012/wordml" xmlns:w16cex="http://schemas.microsoft.com/office/word/2018/wordml/cex" xmlns:w16cid="http://schemas.microsoft.com/office/word/2016/wordml/cid" xmlns:w16="http://schemas.microsoft.com/office/word/2018/wordml" xmlns:w16sdtdh="http://schemas.microsoft.com/office/word/2020/wordml/sdtdatahash" xmlns:w16se="http://schemas.microsoft.com/office/word/2015/wordml/symex" mc:Ignorable="w14 w15 w16se w16cid w16 w16cex w16sdtdh">
   <w:docDefaults>
     <w:rPrDefault>
       <w:rPr>
